--- a/Templates/ITL Convention Card Template (Red).docx
+++ b/Templates/ITL Convention Card Template (Red).docx
@@ -1812,18 +1812,23 @@
           </w:tcPr>
           <w:p>
             <w:pPr>
-              <w:rPr>
-                <w:sz w:val="18"/>
-                <w:szCs w:val="18"/>
-              </w:rPr>
-            </w:pPr>
-            <w:r>
-              <w:rPr>
+              <w:jc w:val="center"/>
+              <w:rPr>
+                <w:b/>
+                <w:sz w:val="18"/>
+                <w:szCs w:val="18"/>
+              </w:rPr>
+            </w:pPr>
+            <w:bookmarkStart w:id="0" w:name="_GoBack"/>
+            <w:r>
+              <w:rPr>
+                <w:b/>
                 <w:sz w:val="18"/>
                 <w:szCs w:val="18"/>
               </w:rPr>
               <w:t>Vs. Suit</w:t>
             </w:r>
+            <w:bookmarkEnd w:id="0"/>
           </w:p>
         </w:tc>
         <w:tc>
@@ -18167,8 +18172,6 @@
                 <w:lang w:val="en-GB"/>
               </w:rPr>
             </w:pPr>
-            <w:bookmarkStart w:id="0" w:name="_GoBack"/>
-            <w:bookmarkEnd w:id="0"/>
           </w:p>
           <w:p>
             <w:pPr>
@@ -20396,7 +20399,7 @@
 </file>
 
 <file path=customXml/itemProps1.xml><?xml version="1.0" encoding="utf-8"?>
-<ds:datastoreItem xmlns:ds="http://schemas.openxmlformats.org/officeDocument/2006/customXml" ds:itemID="{CEA4C489-9FF3-4A8C-BD1C-FA31B92BDB3B}">
+<ds:datastoreItem xmlns:ds="http://schemas.openxmlformats.org/officeDocument/2006/customXml" ds:itemID="{E134A99D-967C-4C90-BA18-D6F1708845CB}">
   <ds:schemaRefs>
     <ds:schemaRef ds:uri="http://schemas.openxmlformats.org/officeDocument/2006/bibliography"/>
   </ds:schemaRefs>
